--- a/Google-Cybersecurity/Linux-File-Permissions/File permissions in Linux.docx
+++ b/Google-Cybersecurity/Linux-File-Permissions/File permissions in Linux.docx
@@ -66,7 +66,31 @@
     </w:p>
     <w:p>
       <w:r>
-        <w:t>The first thing I did is to print the working directory to keep track with where I am working with within the File Hierarchy Structure (FHS)</w:t>
+        <w:t xml:space="preserve">The first thing I did </w:t>
+      </w:r>
+      <w:proofErr w:type="gramStart"/>
+      <w:r>
+        <w:t>is</w:t>
+      </w:r>
+      <w:proofErr w:type="gramEnd"/>
+      <w:r>
+        <w:t xml:space="preserve"> to print the working directory to keep track </w:t>
+      </w:r>
+      <w:proofErr w:type="gramStart"/>
+      <w:r>
+        <w:t>with</w:t>
+      </w:r>
+      <w:proofErr w:type="gramEnd"/>
+      <w:r>
+        <w:t xml:space="preserve"> where I am </w:t>
+      </w:r>
+      <w:proofErr w:type="gramStart"/>
+      <w:r>
+        <w:t>working with</w:t>
+      </w:r>
+      <w:proofErr w:type="gramEnd"/>
+      <w:r>
+        <w:t xml:space="preserve"> within the File Hierarchy Structure (FHS)</w:t>
       </w:r>
       <w:r>
         <w:t>.</w:t>
@@ -75,7 +99,12 @@
     <w:p>
       <w:r>
         <w:br/>
-        <w:t>“””bash</w:t>
+      </w:r>
+      <w:r>
+        <w:t>```</w:t>
+      </w:r>
+      <w:r>
+        <w:t>bash</w:t>
       </w:r>
     </w:p>
     <w:p>
@@ -86,7 +115,9 @@
       <w:proofErr w:type="spellEnd"/>
       <w:r>
         <w:br/>
-        <w:t>“””</w:t>
+      </w:r>
+      <w:r>
+        <w:t>```</w:t>
       </w:r>
     </w:p>
     <w:p>
@@ -167,7 +198,13 @@
         <w:rPr>
           <w:rFonts w:ascii="Google Sans" w:eastAsia="Google Sans" w:hAnsi="Google Sans" w:cs="Google Sans"/>
         </w:rPr>
-        <w:t>“””bash</w:t>
+        <w:t>```</w:t>
+      </w:r>
+      <w:r>
+        <w:rPr>
+          <w:rFonts w:ascii="Google Sans" w:eastAsia="Google Sans" w:hAnsi="Google Sans" w:cs="Google Sans"/>
+        </w:rPr>
+        <w:t>bash</w:t>
       </w:r>
       <w:r>
         <w:rPr>
@@ -181,11 +218,17 @@
           <w:rFonts w:ascii="Google Sans" w:eastAsia="Google Sans" w:hAnsi="Google Sans" w:cs="Google Sans"/>
         </w:rPr>
         <w:br/>
-        <w:t>“””</w:t>
-      </w:r>
-    </w:p>
-    <w:p>
-      <w:pPr>
+      </w:r>
+      <w:r>
+        <w:rPr>
+          <w:rFonts w:ascii="Google Sans" w:eastAsia="Google Sans" w:hAnsi="Google Sans" w:cs="Google Sans"/>
+        </w:rPr>
+        <w:t>```</w:t>
+      </w:r>
+    </w:p>
+    <w:p>
+      <w:pPr>
+        <w:ind w:left="720"/>
         <w:rPr>
           <w:rFonts w:ascii="Google Sans" w:eastAsia="Google Sans" w:hAnsi="Google Sans" w:cs="Google Sans"/>
         </w:rPr>
@@ -199,6 +242,7 @@
     </w:p>
     <w:p>
       <w:pPr>
+        <w:ind w:left="720"/>
         <w:rPr>
           <w:rFonts w:ascii="Google Sans" w:eastAsia="Google Sans" w:hAnsi="Google Sans" w:cs="Google Sans"/>
         </w:rPr>
@@ -212,6 +256,7 @@
     </w:p>
     <w:p>
       <w:pPr>
+        <w:ind w:left="720"/>
         <w:rPr>
           <w:rFonts w:ascii="Google Sans" w:eastAsia="Google Sans" w:hAnsi="Google Sans" w:cs="Google Sans"/>
         </w:rPr>
@@ -334,7 +379,13 @@
         <w:rPr>
           <w:rFonts w:ascii="Google Sans" w:eastAsia="Google Sans" w:hAnsi="Google Sans" w:cs="Google Sans"/>
         </w:rPr>
-        <w:t>“””bash</w:t>
+        <w:t>```</w:t>
+      </w:r>
+      <w:r>
+        <w:rPr>
+          <w:rFonts w:ascii="Google Sans" w:eastAsia="Google Sans" w:hAnsi="Google Sans" w:cs="Google Sans"/>
+        </w:rPr>
+        <w:t>bash</w:t>
       </w:r>
     </w:p>
     <w:p>
@@ -361,27 +412,74 @@
           <w:rFonts w:ascii="Google Sans" w:eastAsia="Google Sans" w:hAnsi="Google Sans" w:cs="Google Sans"/>
         </w:rPr>
         <w:br/>
-        <w:t>“””</w:t>
-      </w:r>
-    </w:p>
-    <w:p>
-      <w:pPr>
-        <w:rPr>
-          <w:rFonts w:ascii="Google Sans" w:eastAsia="Google Sans" w:hAnsi="Google Sans" w:cs="Google Sans"/>
-        </w:rPr>
-      </w:pPr>
-    </w:p>
-    <w:p>
-      <w:pPr>
-        <w:rPr>
-          <w:rFonts w:ascii="Google Sans" w:eastAsia="Google Sans" w:hAnsi="Google Sans" w:cs="Google Sans"/>
-        </w:rPr>
-      </w:pPr>
-      <w:r>
-        <w:rPr>
-          <w:rFonts w:ascii="Google Sans" w:eastAsia="Google Sans" w:hAnsi="Google Sans" w:cs="Google Sans"/>
-        </w:rPr>
-        <w:t xml:space="preserve">Based on the result of this command, we can now see the list of all files and directory. It is sorted according to name and directories are shown first. The hidden file is also showed, which usually starts with a dot (.). Inside the project directory, there consist of 5 different project text and 1 of them is hidden (.project_x.txt). </w:t>
+      </w:r>
+      <w:r>
+        <w:rPr>
+          <w:rFonts w:ascii="Google Sans" w:eastAsia="Google Sans" w:hAnsi="Google Sans" w:cs="Google Sans"/>
+        </w:rPr>
+        <w:t>```</w:t>
+      </w:r>
+    </w:p>
+    <w:p>
+      <w:pPr>
+        <w:rPr>
+          <w:rFonts w:ascii="Google Sans" w:eastAsia="Google Sans" w:hAnsi="Google Sans" w:cs="Google Sans"/>
+        </w:rPr>
+      </w:pPr>
+    </w:p>
+    <w:p>
+      <w:pPr>
+        <w:rPr>
+          <w:rFonts w:ascii="Google Sans" w:eastAsia="Google Sans" w:hAnsi="Google Sans" w:cs="Google Sans"/>
+        </w:rPr>
+      </w:pPr>
+      <w:r>
+        <w:rPr>
+          <w:rFonts w:ascii="Google Sans" w:eastAsia="Google Sans" w:hAnsi="Google Sans" w:cs="Google Sans"/>
+        </w:rPr>
+        <w:t xml:space="preserve">Based on the result of this command, we can now see the list of all files and directory. It is sorted according to name and directories are shown first. The hidden file is also </w:t>
+      </w:r>
+      <w:proofErr w:type="gramStart"/>
+      <w:r>
+        <w:rPr>
+          <w:rFonts w:ascii="Google Sans" w:eastAsia="Google Sans" w:hAnsi="Google Sans" w:cs="Google Sans"/>
+        </w:rPr>
+        <w:t>showed</w:t>
+      </w:r>
+      <w:proofErr w:type="gramEnd"/>
+      <w:r>
+        <w:rPr>
+          <w:rFonts w:ascii="Google Sans" w:eastAsia="Google Sans" w:hAnsi="Google Sans" w:cs="Google Sans"/>
+        </w:rPr>
+        <w:t xml:space="preserve">, which usually starts with a dot (.). Inside the project directory, there consist of 5 different project </w:t>
+      </w:r>
+      <w:proofErr w:type="gramStart"/>
+      <w:r>
+        <w:rPr>
+          <w:rFonts w:ascii="Google Sans" w:eastAsia="Google Sans" w:hAnsi="Google Sans" w:cs="Google Sans"/>
+        </w:rPr>
+        <w:t>text</w:t>
+      </w:r>
+      <w:proofErr w:type="gramEnd"/>
+      <w:r>
+        <w:rPr>
+          <w:rFonts w:ascii="Google Sans" w:eastAsia="Google Sans" w:hAnsi="Google Sans" w:cs="Google Sans"/>
+        </w:rPr>
+        <w:t xml:space="preserve"> and 1 of them is hidden </w:t>
+      </w:r>
+      <w:proofErr w:type="gramStart"/>
+      <w:r>
+        <w:rPr>
+          <w:rFonts w:ascii="Google Sans" w:eastAsia="Google Sans" w:hAnsi="Google Sans" w:cs="Google Sans"/>
+        </w:rPr>
+        <w:t>(.project_x.txt</w:t>
+      </w:r>
+      <w:proofErr w:type="gramEnd"/>
+      <w:r>
+        <w:rPr>
+          <w:rFonts w:ascii="Google Sans" w:eastAsia="Google Sans" w:hAnsi="Google Sans" w:cs="Google Sans"/>
+        </w:rPr>
+        <w:t xml:space="preserve">). </w:t>
       </w:r>
     </w:p>
     <w:p>
@@ -416,12 +514,33 @@
         <w:t>-</w:t>
       </w:r>
       <w:proofErr w:type="spellStart"/>
+      <w:proofErr w:type="gramStart"/>
       <w:r>
         <w:t>rw</w:t>
       </w:r>
       <w:proofErr w:type="spellEnd"/>
       <w:r>
-        <w:t>-r--. Since the first character is a hyphen (-), this indicates that project_t.txt is a file, not a directory. The second, fifth, and eighth characters are all r, which indicates that user, group, and other all have read permissions. The third and sixth characters are w, which indicates that only the user and group have write permissions. No one has execute permissions for project_t.txt.</w:t>
+        <w:t>-</w:t>
+      </w:r>
+      <w:proofErr w:type="gramEnd"/>
+      <w:r>
+        <w:t xml:space="preserve">r--. Since the first character is a hyphen (-), this indicates that project_t.txt is a file, not a directory. The second, fifth, and eighth characters are all r, which indicates that user, group, and other all have read permissions. The third and sixth characters are w, which indicates that only the user and group have </w:t>
+      </w:r>
+      <w:proofErr w:type="gramStart"/>
+      <w:r>
+        <w:t>write</w:t>
+      </w:r>
+      <w:proofErr w:type="gramEnd"/>
+      <w:r>
+        <w:t xml:space="preserve"> permissions. No one has </w:t>
+      </w:r>
+      <w:proofErr w:type="gramStart"/>
+      <w:r>
+        <w:t>execute</w:t>
+      </w:r>
+      <w:proofErr w:type="gramEnd"/>
+      <w:r>
+        <w:t xml:space="preserve"> permissions for project_t.txt.</w:t>
       </w:r>
     </w:p>
     <w:p/>
@@ -517,7 +636,14 @@
           <w:lang w:val="en-US"/>
         </w:rPr>
         <w:lastRenderedPageBreak/>
-        <w:t>“””bash</w:t>
+        <w:t>```</w:t>
+      </w:r>
+      <w:r>
+        <w:rPr>
+          <w:rFonts w:ascii="Google Sans" w:eastAsia="Google Sans" w:hAnsi="Google Sans" w:cs="Google Sans"/>
+          <w:lang w:val="en-US"/>
+        </w:rPr>
+        <w:t>bash</w:t>
       </w:r>
     </w:p>
     <w:p>
@@ -618,7 +744,7 @@
           <w:rFonts w:ascii="Google Sans" w:eastAsia="Google Sans" w:hAnsi="Google Sans" w:cs="Google Sans"/>
           <w:lang w:val="en-US"/>
         </w:rPr>
-        <w:t>“””</w:t>
+        <w:t>```</w:t>
       </w:r>
     </w:p>
     <w:p>
@@ -656,7 +782,14 @@
           <w:rFonts w:ascii="Google Sans" w:eastAsia="Google Sans" w:hAnsi="Google Sans" w:cs="Google Sans"/>
           <w:lang w:val="en-US"/>
         </w:rPr>
-        <w:t>“””bash</w:t>
+        <w:t>```</w:t>
+      </w:r>
+      <w:r>
+        <w:rPr>
+          <w:rFonts w:ascii="Google Sans" w:eastAsia="Google Sans" w:hAnsi="Google Sans" w:cs="Google Sans"/>
+          <w:lang w:val="en-US"/>
+        </w:rPr>
+        <w:t>bash</w:t>
       </w:r>
     </w:p>
     <w:p>
@@ -682,7 +815,7 @@
         <w:rPr>
           <w:rFonts w:ascii="Google Sans" w:eastAsia="Google Sans" w:hAnsi="Google Sans" w:cs="Google Sans"/>
         </w:rPr>
-        <w:t>“””</w:t>
+        <w:t>```</w:t>
       </w:r>
     </w:p>
     <w:p>
@@ -709,7 +842,39 @@
           <w:rFonts w:ascii="Google Sans" w:eastAsia="Google Sans" w:hAnsi="Google Sans" w:cs="Google Sans"/>
           <w:lang w:val="en-US"/>
         </w:rPr>
-        <w:t>File type -  “d” (directory) or “–“ (regular file)</w:t>
+        <w:t xml:space="preserve">File type </w:t>
+      </w:r>
+      <w:proofErr w:type="gramStart"/>
+      <w:r>
+        <w:rPr>
+          <w:rFonts w:ascii="Google Sans" w:eastAsia="Google Sans" w:hAnsi="Google Sans" w:cs="Google Sans"/>
+          <w:lang w:val="en-US"/>
+        </w:rPr>
+        <w:t>-  “</w:t>
+      </w:r>
+      <w:proofErr w:type="gramEnd"/>
+      <w:r>
+        <w:rPr>
+          <w:rFonts w:ascii="Google Sans" w:eastAsia="Google Sans" w:hAnsi="Google Sans" w:cs="Google Sans"/>
+          <w:lang w:val="en-US"/>
+        </w:rPr>
+        <w:t>d” (directory) or “</w:t>
+      </w:r>
+      <w:proofErr w:type="gramStart"/>
+      <w:r>
+        <w:rPr>
+          <w:rFonts w:ascii="Google Sans" w:eastAsia="Google Sans" w:hAnsi="Google Sans" w:cs="Google Sans"/>
+          <w:lang w:val="en-US"/>
+        </w:rPr>
+        <w:t>–“ (</w:t>
+      </w:r>
+      <w:proofErr w:type="gramEnd"/>
+      <w:r>
+        <w:rPr>
+          <w:rFonts w:ascii="Google Sans" w:eastAsia="Google Sans" w:hAnsi="Google Sans" w:cs="Google Sans"/>
+          <w:lang w:val="en-US"/>
+        </w:rPr>
+        <w:t>regular file)</w:t>
       </w:r>
     </w:p>
     <w:p>
@@ -939,7 +1104,21 @@
         <w:rPr>
           <w:rFonts w:ascii="Google Sans" w:eastAsia="Google Sans" w:hAnsi="Google Sans" w:cs="Google Sans"/>
         </w:rPr>
-        <w:t>The organization determined that Others shouldn’t have write permission with the project. In this directory we determined that project_k.txt granted write permission to Others. So u</w:t>
+        <w:t xml:space="preserve">The organization determined that Others shouldn’t have write permission with the project. In this directory we determined that project_k.txt granted write permission to Others. </w:t>
+      </w:r>
+      <w:proofErr w:type="gramStart"/>
+      <w:r>
+        <w:rPr>
+          <w:rFonts w:ascii="Google Sans" w:eastAsia="Google Sans" w:hAnsi="Google Sans" w:cs="Google Sans"/>
+        </w:rPr>
+        <w:t>So</w:t>
+      </w:r>
+      <w:proofErr w:type="gramEnd"/>
+      <w:r>
+        <w:rPr>
+          <w:rFonts w:ascii="Google Sans" w:eastAsia="Google Sans" w:hAnsi="Google Sans" w:cs="Google Sans"/>
+        </w:rPr>
+        <w:t xml:space="preserve"> u</w:t>
       </w:r>
       <w:r>
         <w:rPr>
@@ -979,7 +1158,13 @@
         <w:rPr>
           <w:rFonts w:ascii="Google Sans" w:eastAsia="Google Sans" w:hAnsi="Google Sans" w:cs="Google Sans"/>
         </w:rPr>
-        <w:t>“””bash</w:t>
+        <w:t>```</w:t>
+      </w:r>
+      <w:r>
+        <w:rPr>
+          <w:rFonts w:ascii="Google Sans" w:eastAsia="Google Sans" w:hAnsi="Google Sans" w:cs="Google Sans"/>
+        </w:rPr>
+        <w:t>bash</w:t>
       </w:r>
     </w:p>
     <w:p>
@@ -1019,7 +1204,7 @@
         <w:rPr>
           <w:rFonts w:ascii="Google Sans" w:eastAsia="Google Sans" w:hAnsi="Google Sans" w:cs="Google Sans"/>
         </w:rPr>
-        <w:t>“””</w:t>
+        <w:t>```</w:t>
       </w:r>
     </w:p>
     <w:p>
@@ -1143,7 +1328,13 @@
         <w:rPr>
           <w:rFonts w:ascii="Google Sans" w:eastAsia="Google Sans" w:hAnsi="Google Sans" w:cs="Google Sans"/>
         </w:rPr>
-        <w:t>“””bash</w:t>
+        <w:t>```</w:t>
+      </w:r>
+      <w:r>
+        <w:rPr>
+          <w:rFonts w:ascii="Google Sans" w:eastAsia="Google Sans" w:hAnsi="Google Sans" w:cs="Google Sans"/>
+        </w:rPr>
+        <w:t>bash</w:t>
       </w:r>
     </w:p>
     <w:p>
@@ -1171,27 +1362,69 @@
         <w:rPr>
           <w:rFonts w:ascii="Google Sans" w:eastAsia="Google Sans" w:hAnsi="Google Sans" w:cs="Google Sans"/>
         </w:rPr>
-        <w:t>u-w,g-w,g+r</w:t>
+        <w:t>u-</w:t>
+      </w:r>
+      <w:proofErr w:type="gramStart"/>
+      <w:r>
+        <w:rPr>
+          <w:rFonts w:ascii="Google Sans" w:eastAsia="Google Sans" w:hAnsi="Google Sans" w:cs="Google Sans"/>
+        </w:rPr>
+        <w:t>w,g</w:t>
+      </w:r>
+      <w:proofErr w:type="gramEnd"/>
+      <w:r>
+        <w:rPr>
+          <w:rFonts w:ascii="Google Sans" w:eastAsia="Google Sans" w:hAnsi="Google Sans" w:cs="Google Sans"/>
+        </w:rPr>
+        <w:t>-</w:t>
+      </w:r>
+      <w:proofErr w:type="gramStart"/>
+      <w:r>
+        <w:rPr>
+          <w:rFonts w:ascii="Google Sans" w:eastAsia="Google Sans" w:hAnsi="Google Sans" w:cs="Google Sans"/>
+        </w:rPr>
+        <w:t>w,g</w:t>
+      </w:r>
+      <w:proofErr w:type="gramEnd"/>
+      <w:r>
+        <w:rPr>
+          <w:rFonts w:ascii="Google Sans" w:eastAsia="Google Sans" w:hAnsi="Google Sans" w:cs="Google Sans"/>
+        </w:rPr>
+        <w:t>+</w:t>
+      </w:r>
+      <w:proofErr w:type="gramStart"/>
+      <w:r>
+        <w:rPr>
+          <w:rFonts w:ascii="Google Sans" w:eastAsia="Google Sans" w:hAnsi="Google Sans" w:cs="Google Sans"/>
+        </w:rPr>
+        <w:t>r</w:t>
       </w:r>
       <w:proofErr w:type="spellEnd"/>
       <w:r>
         <w:rPr>
           <w:rFonts w:ascii="Google Sans" w:eastAsia="Google Sans" w:hAnsi="Google Sans" w:cs="Google Sans"/>
         </w:rPr>
-        <w:t xml:space="preserve"> .project_x.txt</w:t>
-      </w:r>
-    </w:p>
-    <w:p>
-      <w:pPr>
-        <w:rPr>
-          <w:rFonts w:ascii="Google Sans" w:eastAsia="Google Sans" w:hAnsi="Google Sans" w:cs="Google Sans"/>
-        </w:rPr>
-      </w:pPr>
-      <w:r>
-        <w:rPr>
-          <w:rFonts w:ascii="Google Sans" w:eastAsia="Google Sans" w:hAnsi="Google Sans" w:cs="Google Sans"/>
-        </w:rPr>
-        <w:t>“””</w:t>
+        <w:t xml:space="preserve"> .</w:t>
+      </w:r>
+      <w:proofErr w:type="gramEnd"/>
+      <w:r>
+        <w:rPr>
+          <w:rFonts w:ascii="Google Sans" w:eastAsia="Google Sans" w:hAnsi="Google Sans" w:cs="Google Sans"/>
+        </w:rPr>
+        <w:t>project_x.txt</w:t>
+      </w:r>
+    </w:p>
+    <w:p>
+      <w:pPr>
+        <w:rPr>
+          <w:rFonts w:ascii="Google Sans" w:eastAsia="Google Sans" w:hAnsi="Google Sans" w:cs="Google Sans"/>
+        </w:rPr>
+      </w:pPr>
+      <w:r>
+        <w:rPr>
+          <w:rFonts w:ascii="Google Sans" w:eastAsia="Google Sans" w:hAnsi="Google Sans" w:cs="Google Sans"/>
+        </w:rPr>
+        <w:t>```</w:t>
       </w:r>
     </w:p>
     <w:p>
@@ -1326,7 +1559,13 @@
         <w:rPr>
           <w:rFonts w:ascii="Google Sans" w:eastAsia="Google Sans" w:hAnsi="Google Sans" w:cs="Google Sans"/>
         </w:rPr>
-        <w:t>“””bash</w:t>
+        <w:t>```</w:t>
+      </w:r>
+      <w:r>
+        <w:rPr>
+          <w:rFonts w:ascii="Google Sans" w:eastAsia="Google Sans" w:hAnsi="Google Sans" w:cs="Google Sans"/>
+        </w:rPr>
+        <w:t>bash</w:t>
       </w:r>
     </w:p>
     <w:p>
@@ -1360,7 +1599,7 @@
         <w:rPr>
           <w:rFonts w:ascii="Google Sans" w:eastAsia="Google Sans" w:hAnsi="Google Sans" w:cs="Google Sans"/>
         </w:rPr>
-        <w:t>“””</w:t>
+        <w:t>```</w:t>
       </w:r>
     </w:p>
     <w:p>
@@ -1451,9 +1690,24 @@
         <w:rPr>
           <w:rFonts w:ascii="Google Sans" w:eastAsia="Google Sans" w:hAnsi="Google Sans" w:cs="Google Sans"/>
         </w:rPr>
-        <w:t xml:space="preserve">In this project, I used Linux bash commands to access directories and show full details of the files inside. I also followed the organization requirement to secure files by setting permissions. Using the </w:t>
+        <w:t xml:space="preserve">In this project, I used Linux bash commands to access directories and show full details of the files inside. I also followed the </w:t>
+      </w:r>
+      <w:proofErr w:type="gramStart"/>
+      <w:r>
+        <w:rPr>
+          <w:rFonts w:ascii="Google Sans" w:eastAsia="Google Sans" w:hAnsi="Google Sans" w:cs="Google Sans"/>
+        </w:rPr>
+        <w:t>organization</w:t>
+      </w:r>
+      <w:proofErr w:type="gramEnd"/>
+      <w:r>
+        <w:rPr>
+          <w:rFonts w:ascii="Google Sans" w:eastAsia="Google Sans" w:hAnsi="Google Sans" w:cs="Google Sans"/>
+        </w:rPr>
+        <w:t xml:space="preserve"> requirement to secure files by setting permissions. Using the </w:t>
       </w:r>
       <w:proofErr w:type="spellStart"/>
+      <w:proofErr w:type="gramStart"/>
       <w:r>
         <w:rPr>
           <w:rFonts w:ascii="Google Sans" w:eastAsia="Google Sans" w:hAnsi="Google Sans" w:cs="Google Sans"/>
@@ -1461,6 +1715,7 @@
         <w:t>chmod</w:t>
       </w:r>
       <w:proofErr w:type="spellEnd"/>
+      <w:proofErr w:type="gramEnd"/>
       <w:r>
         <w:rPr>
           <w:rFonts w:ascii="Google Sans" w:eastAsia="Google Sans" w:hAnsi="Google Sans" w:cs="Google Sans"/>

--- a/Google-Cybersecurity/Linux-File-Permissions/File permissions in Linux.docx
+++ b/Google-Cybersecurity/Linux-File-Permissions/File permissions in Linux.docx
@@ -2346,6 +2346,7 @@
   <w:style w:type="character" w:default="1" w:styleId="DefaultParagraphFont">
     <w:name w:val="Default Paragraph Font"/>
     <w:uiPriority w:val="1"/>
+    <w:semiHidden/>
     <w:unhideWhenUsed/>
   </w:style>
   <w:style w:type="table" w:default="1" w:styleId="TableNormal">
